--- a/preview/largedocxs/14-polished-navy.docx
+++ b/preview/largedocxs/14-polished-navy.docx
@@ -111,7 +111,7 @@
                 <w:sz w:val="22"/>
                 <w:szCs w:val="22"/>
               </w:rPr>
-              <w:t xml:space="preserve">Principal Software Engineer &amp; Technical Lead</w:t>
+              <w:t xml:space="preserve">Principal Software Engineer and Technical Lead</w:t>
             </w:r>
           </w:p>
         </w:tc>
@@ -1306,7 +1306,7 @@
         </w:rPr>
         <w:t xml:space="preserve">Demo: </w:t>
       </w:r>
-      <w:hyperlink w:history="1" r:id="rId776vccr-up0rijf8kwmia">
+      <w:hyperlink w:history="1" r:id="rId2xg7ddb03ceocjvrj_oea">
         <w:r>
           <w:rPr>
             <w:color w:val="1e3a5f"/>
@@ -1334,7 +1334,7 @@
         </w:rPr>
         <w:t xml:space="preserve">Code: </w:t>
       </w:r>
-      <w:hyperlink w:history="1" r:id="rIdpy6pexjunpr7pvxhjbkld">
+      <w:hyperlink w:history="1" r:id="rId32qt5czn9xdgepjd6hx3h">
         <w:r>
           <w:rPr>
             <w:color w:val="1e3a5f"/>
@@ -1439,7 +1439,7 @@
         </w:rPr>
         <w:t xml:space="preserve">Demo: </w:t>
       </w:r>
-      <w:hyperlink w:history="1" r:id="rId2xrubmgmenbrn1skj2fgu">
+      <w:hyperlink w:history="1" r:id="rIdewmidvpjeasxfxyed72_5">
         <w:r>
           <w:rPr>
             <w:color w:val="1e3a5f"/>
@@ -1529,7 +1529,7 @@
         </w:rPr>
         <w:t xml:space="preserve">Demo: </w:t>
       </w:r>
-      <w:hyperlink w:history="1" r:id="rId1c7f8jjrvnsfyofeq1ab8">
+      <w:hyperlink w:history="1" r:id="rId5kyjoodtp2wt1h0fjhe1r">
         <w:r>
           <w:rPr>
             <w:color w:val="1e3a5f"/>
@@ -1574,7 +1574,7 @@
         </w:rPr>
         <w:t xml:space="preserve">Code: </w:t>
       </w:r>
-      <w:hyperlink w:history="1" r:id="rIdxrww-l75xf7biuvnhfjhz">
+      <w:hyperlink w:history="1" r:id="rIdfyrclf4_gazjlvduvraxb">
         <w:r>
           <w:rPr>
             <w:color w:val="1e3a5f"/>
@@ -2006,22 +2006,22 @@
           <w:sz w:val="22"/>
           <w:szCs w:val="22"/>
         </w:rPr>
-        <w:t xml:space="preserve">CERTIFICATIONS &amp; AWARDS</w:t>
-      </w:r>
-    </w:p>
-    <w:p>
-      <w:pPr>
-        <w:spacing w:after="50"/>
-        <w:ind w:left="240"/>
-      </w:pPr>
-      <w:r>
-        <w:rPr>
-          <w:rFonts w:ascii="Helvetica" w:cs="Helvetica" w:eastAsia="Helvetica" w:hAnsi="Helvetica"/>
-          <w:color w:val="1f2937"/>
-          <w:sz w:val="20"/>
-          <w:szCs w:val="20"/>
-        </w:rPr>
-        <w:t xml:space="preserve">• AWS Certified Solutions Architect – Professional</w:t>
+        <w:t xml:space="preserve">CERTIFICATIONS AND AWARDS</w:t>
+      </w:r>
+    </w:p>
+    <w:p>
+      <w:pPr>
+        <w:spacing w:after="50"/>
+        <w:ind w:left="240"/>
+      </w:pPr>
+      <w:r>
+        <w:rPr>
+          <w:rFonts w:ascii="Helvetica" w:cs="Helvetica" w:eastAsia="Helvetica" w:hAnsi="Helvetica"/>
+          <w:color w:val="1f2937"/>
+          <w:sz w:val="20"/>
+          <w:szCs w:val="20"/>
+        </w:rPr>
+        <w:t xml:space="preserve">• AWS Certified Solutions Architect - Professional</w:t>
       </w:r>
     </w:p>
     <w:p>
@@ -2111,7 +2111,7 @@
           <w:sz w:val="20"/>
           <w:szCs w:val="20"/>
         </w:rPr>
-        <w:t xml:space="preserve">• Distinguished Engineering Award, Hyperscale Cloud Infrastructure Corporation, 2023</w:t>
+        <w:t xml:space="preserve">• Distinguished Engineering Award, 2023</w:t>
       </w:r>
     </w:p>
     <w:p>
@@ -2148,37 +2148,37 @@
           <w:sz w:val="22"/>
           <w:szCs w:val="22"/>
         </w:rPr>
-        <w:t xml:space="preserve">SPEAKING &amp; PUBLICATIONS</w:t>
-      </w:r>
-    </w:p>
-    <w:p>
-      <w:pPr>
-        <w:spacing w:after="50"/>
-        <w:ind w:left="240"/>
-      </w:pPr>
-      <w:r>
-        <w:rPr>
-          <w:rFonts w:ascii="Helvetica" w:cs="Helvetica" w:eastAsia="Helvetica" w:hAnsi="Helvetica"/>
-          <w:color w:val="1f2937"/>
-          <w:sz w:val="20"/>
-          <w:szCs w:val="20"/>
-        </w:rPr>
-        <w:t xml:space="preserve">• Keynote: 'Designing Resilient Systems at Planet Scale' — Global Cloud Summit 2023.</w:t>
-      </w:r>
-    </w:p>
-    <w:p>
-      <w:pPr>
-        <w:spacing w:after="50"/>
-        <w:ind w:left="240"/>
-      </w:pPr>
-      <w:r>
-        <w:rPr>
-          <w:rFonts w:ascii="Helvetica" w:cs="Helvetica" w:eastAsia="Helvetica" w:hAnsi="Helvetica"/>
-          <w:color w:val="1f2937"/>
-          <w:sz w:val="20"/>
-          <w:szCs w:val="20"/>
-        </w:rPr>
-        <w:t xml:space="preserve">• Conference talk: 'The Pragmatic Path to Microservices' — QCon San Francisco 2022.</w:t>
+        <w:t xml:space="preserve">SPEAKING AND PUBLICATIONS</w:t>
+      </w:r>
+    </w:p>
+    <w:p>
+      <w:pPr>
+        <w:spacing w:after="50"/>
+        <w:ind w:left="240"/>
+      </w:pPr>
+      <w:r>
+        <w:rPr>
+          <w:rFonts w:ascii="Helvetica" w:cs="Helvetica" w:eastAsia="Helvetica" w:hAnsi="Helvetica"/>
+          <w:color w:val="1f2937"/>
+          <w:sz w:val="20"/>
+          <w:szCs w:val="20"/>
+        </w:rPr>
+        <w:t xml:space="preserve">• Keynote: Designing Resilient Systems at Planet Scale - Global Cloud Summit 2023.</w:t>
+      </w:r>
+    </w:p>
+    <w:p>
+      <w:pPr>
+        <w:spacing w:after="50"/>
+        <w:ind w:left="240"/>
+      </w:pPr>
+      <w:r>
+        <w:rPr>
+          <w:rFonts w:ascii="Helvetica" w:cs="Helvetica" w:eastAsia="Helvetica" w:hAnsi="Helvetica"/>
+          <w:color w:val="1f2937"/>
+          <w:sz w:val="20"/>
+          <w:szCs w:val="20"/>
+        </w:rPr>
+        <w:t xml:space="preserve">• Conference talk: The Pragmatic Path to Microservices - QCon San Francisco 2022.</w:t>
       </w:r>
     </w:p>
     <w:p>
@@ -2360,7 +2360,7 @@
         </w:rPr>
         <w:t xml:space="preserve">Portfolio: </w:t>
       </w:r>
-      <w:hyperlink w:history="1" r:id="rIdtfjftem1kqwqwyhd3qyj4">
+      <w:hyperlink w:history="1" r:id="rIdvd2xvqkcywurr2qqtu9ei">
         <w:r>
           <w:rPr>
             <w:color w:val="1e3a5f"/>
@@ -2386,7 +2386,7 @@
         </w:rPr>
         <w:t xml:space="preserve">GitHub: </w:t>
       </w:r>
-      <w:hyperlink w:history="1" r:id="rIdwtvbasdjovakyq9y3se5n">
+      <w:hyperlink w:history="1" r:id="rId8zq32bmgtrfxy0lyzf-y0">
         <w:r>
           <w:rPr>
             <w:color w:val="1e3a5f"/>
@@ -2412,7 +2412,7 @@
         </w:rPr>
         <w:t xml:space="preserve">Case Studies: </w:t>
       </w:r>
-      <w:hyperlink w:history="1" r:id="rId8edb7o1-qi2xkanpf6tbc">
+      <w:hyperlink w:history="1" r:id="rId8qduiqz8ajl3mjhk-5atl">
         <w:r>
           <w:rPr>
             <w:color w:val="1e3a5f"/>
